--- a/README.docx
+++ b/README.docx
@@ -2368,7 +2368,7 @@
   <w:docDefaults>
     <w:rPrDefault>
       <w:rPr>
-        <w:rFonts w:ascii="Aptos" w:hAnsi="Aptos"/>
+        <w:rFonts w:ascii="Arial" w:hAnsi="Arial" w:cs="Arial"/>
         <w:sz w:val="22"/>
       </w:rPr>
     </w:rPrDefault>
@@ -2399,7 +2399,7 @@
     </w:pPr>
     <w:rPr>
       <w:b/>
-      <w:sz w:val="30"/>
+      <w:sz w:val="40"/>
       <w:color w:val="102A43"/>
     </w:rPr>
   </w:style>
@@ -2413,7 +2413,7 @@
     </w:pPr>
     <w:rPr>
       <w:b/>
-      <w:sz w:val="26"/>
+      <w:sz w:val="30"/>
       <w:color w:val="244A6B"/>
     </w:rPr>
   </w:style>
@@ -2422,7 +2422,7 @@
     <w:basedOn w:val="Normal"/>
     <w:rPr>
       <w:b/>
-      <w:sz w:val="23"/>
+      <w:sz w:val="24"/>
       <w:color w:val="244A6B"/>
     </w:rPr>
   </w:style>
@@ -2454,6 +2454,10 @@
       <w:spacing w:after="0"/>
       <w:ind w:left="120"/>
     </w:pPr>
+    <w:rPr>
+      <w:rFonts w:ascii="Consolas" w:hAnsi="Consolas" w:cs="Consolas"/>
+      <w:sz w:val="19"/>
+    </w:rPr>
   </w:style>
 </w:styles>
 </file>